--- a/docs/gost/04-rukovodstvo-operatora.docx
+++ b/docs/gost/04-rukovodstvo-operatora.docx
@@ -930,25 +930,31 @@
       <w:r>
         <w:t xml:space="preserve">Документ составлен по материалам репозитория и измерениям, лежащим в </w:t>
       </w:r>
-      <w:r>
-        <w:rPr>
-          <w:rFonts w:ascii="Courier New" w:hAnsi="Courier New" w:cs="Courier New"/>
-          <w:sz w:val="24"/>
-          <w:szCs w:val="24"/>
-        </w:rPr>
-        <w:t xml:space="preserve">docs/spike/results/</w:t>
-      </w:r>
+      <w:hyperlink r:id="rIdLnk1" w:history="1">
+        <w:r>
+          <w:rPr>
+            <w:rStyle w:val="Hyperlink"/>
+            <w:rFonts w:ascii="Courier New" w:hAnsi="Courier New" w:cs="Courier New"/>
+            <w:sz w:val="24"/>
+            <w:szCs w:val="24"/>
+          </w:rPr>
+          <w:t xml:space="preserve">docs/spike/results/</w:t>
+        </w:r>
+      </w:hyperlink>
       <w:r>
         <w:t xml:space="preserve"> и </w:t>
       </w:r>
-      <w:r>
-        <w:rPr>
-          <w:rFonts w:ascii="Courier New" w:hAnsi="Courier New" w:cs="Courier New"/>
-          <w:sz w:val="24"/>
-          <w:szCs w:val="24"/>
-        </w:rPr>
-        <w:t xml:space="preserve">docs/perf/</w:t>
-      </w:r>
+      <w:hyperlink r:id="rIdLnk2" w:history="1">
+        <w:r>
+          <w:rPr>
+            <w:rStyle w:val="Hyperlink"/>
+            <w:rFonts w:ascii="Courier New" w:hAnsi="Courier New" w:cs="Courier New"/>
+            <w:sz w:val="24"/>
+            <w:szCs w:val="24"/>
+          </w:rPr>
+          <w:t xml:space="preserve">docs/perf/</w:t>
+        </w:r>
+      </w:hyperlink>
       <w:r>
         <w:t xml:space="preserve">, с помощью ИИ-ассистента; человеком не проверен и никем не согласован. Подписи, должности, даты согласования и обозначение документа оставлены пустыми намеренно.</w:t>
       </w:r>
@@ -1105,14 +1111,17 @@
       <w:r>
         <w:t xml:space="preserve">Программа должна быть установлена и запущена системным программистом (см. «Руководство системного программиста», РСП). Требования к рабочему месту оператора: современный браузер, экран не менее 1280×720 (для показа использовалось 1920×1080), сетевое подключение не нужно. Ноутбук должен работать от сети; при длительной работе процессор нагревается до 98–100 °C (</w:t>
       </w:r>
-      <w:r>
-        <w:rPr>
-          <w:rFonts w:ascii="Courier New" w:hAnsi="Courier New" w:cs="Courier New"/>
-          <w:sz w:val="24"/>
-          <w:szCs w:val="24"/>
-        </w:rPr>
-        <w:t xml:space="preserve">docs/perf/laptop-20261029.md</w:t>
-      </w:r>
+      <w:hyperlink r:id="rIdLnk3" w:history="1">
+        <w:r>
+          <w:rPr>
+            <w:rStyle w:val="Hyperlink"/>
+            <w:rFonts w:ascii="Courier New" w:hAnsi="Courier New" w:cs="Courier New"/>
+            <w:sz w:val="24"/>
+            <w:szCs w:val="24"/>
+          </w:rPr>
+          <w:t xml:space="preserve">docs/perf/laptop-20261029.md</w:t>
+        </w:r>
+      </w:hyperlink>
       <w:r>
         <w:t xml:space="preserve">), поэтому нужна твёрдая поверхность или подставка.</w:t>
       </w:r>
@@ -1121,25 +1130,31 @@
       <w:r>
         <w:t xml:space="preserve">Ожидаемое время ответа на текстовый вопрос на целевом ноутбуке – около 18–44 с (медиана 28,4 с, холодный старт 44 с; замер не в чистом окне, </w:t>
       </w:r>
-      <w:r>
-        <w:rPr>
-          <w:rFonts w:ascii="Courier New" w:hAnsi="Courier New" w:cs="Courier New"/>
-          <w:sz w:val="24"/>
-          <w:szCs w:val="24"/>
-        </w:rPr>
-        <w:t xml:space="preserve">docs/perf/laptop-20261029.md</w:t>
-      </w:r>
+      <w:hyperlink r:id="rIdLnk4" w:history="1">
+        <w:r>
+          <w:rPr>
+            <w:rStyle w:val="Hyperlink"/>
+            <w:rFonts w:ascii="Courier New" w:hAnsi="Courier New" w:cs="Courier New"/>
+            <w:sz w:val="24"/>
+            <w:szCs w:val="24"/>
+          </w:rPr>
+          <w:t xml:space="preserve">docs/perf/laptop-20261029.md</w:t>
+        </w:r>
+      </w:hyperlink>
       <w:r>
         <w:t xml:space="preserve">). Вопросы на алиби и противоречия обрабатываются правилами без модели и занимают секунды (в проверке офлайн-архива – 4,6 с; </w:t>
       </w:r>
-      <w:r>
-        <w:rPr>
-          <w:rFonts w:ascii="Courier New" w:hAnsi="Courier New" w:cs="Courier New"/>
-          <w:sz w:val="24"/>
-          <w:szCs w:val="24"/>
-        </w:rPr>
-        <w:t xml:space="preserve">docs/perf/clean-install-20261029.md</w:t>
-      </w:r>
+      <w:hyperlink r:id="rIdLnk5" w:history="1">
+        <w:r>
+          <w:rPr>
+            <w:rStyle w:val="Hyperlink"/>
+            <w:rFonts w:ascii="Courier New" w:hAnsi="Courier New" w:cs="Courier New"/>
+            <w:sz w:val="24"/>
+            <w:szCs w:val="24"/>
+          </w:rPr>
+          <w:t xml:space="preserve">docs/perf/clean-install-20261029.md</w:t>
+        </w:r>
+      </w:hyperlink>
       <w:r>
         <w:t xml:space="preserve">); отказ шлюза – около 1,5 с.</w:t>
       </w:r>
@@ -1806,14 +1821,17 @@
       <w:r>
         <w:t xml:space="preserve">Следите за трассой: каждый шаг появляется по мере выполнения; для текстовых вопросов основное время уходит на подготовку запроса к модели (около 21 токена в секунду, </w:t>
       </w:r>
-      <w:r>
-        <w:rPr>
-          <w:rFonts w:ascii="Courier New" w:hAnsi="Courier New" w:cs="Courier New"/>
-          <w:sz w:val="24"/>
-          <w:szCs w:val="24"/>
-        </w:rPr>
-        <w:t xml:space="preserve">docs/perf/ttft-levers-2026-10-26.md</w:t>
-      </w:r>
+      <w:hyperlink r:id="rIdLnk6" w:history="1">
+        <w:r>
+          <w:rPr>
+            <w:rStyle w:val="Hyperlink"/>
+            <w:rFonts w:ascii="Courier New" w:hAnsi="Courier New" w:cs="Courier New"/>
+            <w:sz w:val="24"/>
+            <w:szCs w:val="24"/>
+          </w:rPr>
+          <w:t xml:space="preserve">docs/perf/ttft-levers-2026-10-26.md</w:t>
+        </w:r>
+      </w:hyperlink>
       <w:r>
         <w:t xml:space="preserve">), а не на выбор предложений.</w:t>
       </w:r>
@@ -1834,14 +1852,17 @@
       <w:r>
         <w:t xml:space="preserve">Примеры вопросов, на которых система проверялась (</w:t>
       </w:r>
-      <w:r>
-        <w:rPr>
-          <w:rFonts w:ascii="Courier New" w:hAnsi="Courier New" w:cs="Courier New"/>
-          <w:sz w:val="24"/>
-          <w:szCs w:val="24"/>
-        </w:rPr>
-        <w:t xml:space="preserve">docs/team/CLEAN_INSTALL.md</w:t>
-      </w:r>
+      <w:hyperlink r:id="rIdLnk7" w:history="1">
+        <w:r>
+          <w:rPr>
+            <w:rStyle w:val="Hyperlink"/>
+            <w:rFonts w:ascii="Courier New" w:hAnsi="Courier New" w:cs="Courier New"/>
+            <w:sz w:val="24"/>
+            <w:szCs w:val="24"/>
+          </w:rPr>
+          <w:t xml:space="preserve">docs/team/CLEAN_INSTALL.md</w:t>
+        </w:r>
+      </w:hyperlink>
       <w:r>
         <w:t xml:space="preserve">, шаг 5):</w:t>
       </w:r>
@@ -2398,14 +2419,17 @@
       <w:r>
         <w:t xml:space="preserve">Меню Recordings воспроизводит сохранённые прогоны без модели; в каталоге </w:t>
       </w:r>
-      <w:r>
-        <w:rPr>
-          <w:rFonts w:ascii="Courier New" w:hAnsi="Courier New" w:cs="Courier New"/>
-          <w:sz w:val="24"/>
-          <w:szCs w:val="24"/>
-        </w:rPr>
-        <w:t xml:space="preserve">web/replay/</w:t>
-      </w:r>
+      <w:hyperlink r:id="rIdLnk8" w:history="1">
+        <w:r>
+          <w:rPr>
+            <w:rStyle w:val="Hyperlink"/>
+            <w:rFonts w:ascii="Courier New" w:hAnsi="Courier New" w:cs="Courier New"/>
+            <w:sz w:val="24"/>
+            <w:szCs w:val="24"/>
+          </w:rPr>
+          <w:t xml:space="preserve">web/replay/</w:t>
+        </w:r>
+      </w:hyperlink>
       <w:r>
         <w:t xml:space="preserve"> лежат записи реальных прогонов (</w:t>
       </w:r>
@@ -2420,14 +2444,17 @@
       <w:r>
         <w:t xml:space="preserve">; пять из них записаны 27.10.2026 и перезаписаны на полном графе 28.10.2026, </w:t>
       </w:r>
-      <w:r>
-        <w:rPr>
-          <w:rFonts w:ascii="Courier New" w:hAnsi="Courier New" w:cs="Courier New"/>
-          <w:sz w:val="24"/>
-          <w:szCs w:val="24"/>
-        </w:rPr>
-        <w:t xml:space="preserve">docs/STATUS.md</w:t>
-      </w:r>
+      <w:hyperlink r:id="rIdLnk9" w:history="1">
+        <w:r>
+          <w:rPr>
+            <w:rStyle w:val="Hyperlink"/>
+            <w:rFonts w:ascii="Courier New" w:hAnsi="Courier New" w:cs="Courier New"/>
+            <w:sz w:val="24"/>
+            <w:szCs w:val="24"/>
+          </w:rPr>
+          <w:t xml:space="preserve">docs/STATUS.md</w:t>
+        </w:r>
+      </w:hyperlink>
       <w:r>
         <w:t xml:space="preserve">) и «fake»-записи на фиктивной модели. Запись воспроизводится как поток событий, помечена RECORDING. Собственный прогон сохраняется кнопкой Save run as JSON (кнопка появляется во время захвата, бейдж CAPTURING).</w:t>
       </w:r>
@@ -3959,6 +3986,15 @@
     <w:rPr>
       <w:b/>
       <w:i/>
+    </w:rPr>
+  </w:style>
+  <w:style w:type="character" w:styleId="Hyperlink">
+    <w:name w:val="Hyperlink"/>
+    <w:uiPriority w:val="99"/>
+    <w:unhideWhenUsed/>
+    <w:rPr>
+      <w:color w:val="0563C1"/>
+      <w:u w:val="single"/>
     </w:rPr>
   </w:style>
   <w:style w:type="paragraph" w:styleId="ListDash">

--- a/docs/gost/04-rukovodstvo-operatora.docx
+++ b/docs/gost/04-rukovodstvo-operatora.docx
@@ -7,40 +7,7 @@
         <w:pStyle w:val="Title0"/>
       </w:pPr>
       <w:r>
-        <w:t xml:space="preserve">____</w:t>
-      </w:r>
-      <w:r>
-        <w:t xml:space="preserve">____</w:t>
-      </w:r>
-      <w:r>
-        <w:t xml:space="preserve">____</w:t>
-      </w:r>
-      <w:r>
-        <w:t xml:space="preserve">____</w:t>
-      </w:r>
-      <w:r>
-        <w:t xml:space="preserve">____</w:t>
-      </w:r>
-      <w:r>
-        <w:t xml:space="preserve">____</w:t>
-      </w:r>
-      <w:r>
-        <w:t xml:space="preserve">____</w:t>
-      </w:r>
-      <w:r>
-        <w:t xml:space="preserve">____</w:t>
-      </w:r>
-      <w:r>
-        <w:t xml:space="preserve">____</w:t>
-      </w:r>
-      <w:r>
-        <w:t xml:space="preserve">____</w:t>
-      </w:r>
-      <w:r>
-        <w:t xml:space="preserve">____</w:t>
-      </w:r>
-      <w:r>
-        <w:t xml:space="preserve">____</w:t>
+        <w:t xml:space="preserve">________________________________________________</w:t>
       </w:r>
     </w:p>
     <w:p>
@@ -202,41 +169,74 @@
           <w:sz w:val="24"/>
           <w:szCs w:val="24"/>
         </w:rPr>
-        <w:t xml:space="preserve">Обозначение документа: </w:t>
-      </w:r>
+        <w:t xml:space="preserve">Обозначение документа: ____________ (присваивается организацией)</w:t>
+      </w:r>
+    </w:p>
+    <w:p>
+      <w:pPr>
+        <w:pStyle w:val="Title0"/>
+      </w:pPr>
+    </w:p>
+    <w:p>
+      <w:pPr>
+        <w:pStyle w:val="Title0"/>
+      </w:pPr>
+      <w:r>
+        <w:rPr>
+          <w:b/>
+          <w:sz w:val="24"/>
+          <w:szCs w:val="24"/>
+        </w:rPr>
+        <w:t xml:space="preserve">Авторы:</w:t>
+      </w:r>
+    </w:p>
+    <w:p>
+      <w:pPr>
+        <w:pStyle w:val="Title0"/>
+      </w:pPr>
       <w:r>
         <w:rPr>
           <w:sz w:val="24"/>
           <w:szCs w:val="24"/>
         </w:rPr>
-        <w:t xml:space="preserve">____</w:t>
-      </w:r>
+        <w:t xml:space="preserve">Верховых Егор</w:t>
+      </w:r>
+    </w:p>
+    <w:p>
+      <w:pPr>
+        <w:pStyle w:val="Title0"/>
+      </w:pPr>
       <w:r>
         <w:rPr>
           <w:sz w:val="24"/>
           <w:szCs w:val="24"/>
         </w:rPr>
-        <w:t xml:space="preserve">____</w:t>
-      </w:r>
+        <w:t xml:space="preserve">Стрижевский Андрей</w:t>
+      </w:r>
+    </w:p>
+    <w:p>
+      <w:pPr>
+        <w:pStyle w:val="Title0"/>
+      </w:pPr>
       <w:r>
         <w:rPr>
           <w:sz w:val="24"/>
           <w:szCs w:val="24"/>
         </w:rPr>
-        <w:t xml:space="preserve">____</w:t>
-      </w:r>
+        <w:t xml:space="preserve">Парамонов Даниил</w:t>
+      </w:r>
+    </w:p>
+    <w:p>
+      <w:pPr>
+        <w:pStyle w:val="Title0"/>
+      </w:pPr>
       <w:r>
         <w:rPr>
           <w:sz w:val="24"/>
           <w:szCs w:val="24"/>
         </w:rPr>
-        <w:t xml:space="preserve"> (присваивается организацией)</w:t>
-      </w:r>
-    </w:p>
-    <w:p>
-      <w:pPr>
-        <w:pStyle w:val="Title0"/>
-      </w:pPr>
+        <w:t xml:space="preserve">Приц Артём</w:t>
+      </w:r>
     </w:p>
     <w:p>
       <w:pPr>
@@ -3995,6 +3995,38 @@
     <w:rPr>
       <w:color w:val="0563C1"/>
       <w:u w:val="single"/>
+    </w:rPr>
+  </w:style>
+  <w:style w:type="paragraph" w:styleId="FH">
+    <w:name w:val="File Heading"/>
+    <w:basedOn w:val="Normal"/>
+    <w:next w:val="FT"/>
+    <w:qFormat/>
+    <w:pPr>
+      <w:keepNext/>
+      <w:keepLines/>
+      <w:spacing w:before="140" w:after="20" w:line="240" w:lineRule="auto"/>
+      <w:ind w:firstLine="0"/>
+      <w:jc w:val="left"/>
+    </w:pPr>
+    <w:rPr>
+      <w:b/>
+      <w:sz w:val="24"/>
+      <w:szCs w:val="24"/>
+    </w:rPr>
+  </w:style>
+  <w:style w:type="paragraph" w:styleId="FT">
+    <w:name w:val="File Text"/>
+    <w:basedOn w:val="Normal"/>
+    <w:qFormat/>
+    <w:pPr>
+      <w:spacing w:after="40" w:line="252" w:lineRule="auto"/>
+      <w:ind w:firstLine="0"/>
+      <w:jc w:val="left"/>
+    </w:pPr>
+    <w:rPr>
+      <w:sz w:val="23"/>
+      <w:szCs w:val="23"/>
     </w:rPr>
   </w:style>
   <w:style w:type="paragraph" w:styleId="ListDash">

--- a/docs/gost/04-rukovodstvo-operatora.docx
+++ b/docs/gost/04-rukovodstvo-operatora.docx
@@ -928,7 +928,7 @@
         <w:pStyle w:val="NoIndent"/>
       </w:pPr>
       <w:r>
-        <w:t xml:space="preserve">Документ составлен по материалам репозитория и измерениям, лежащим в </w:t>
+        <w:t xml:space="preserve">Документ – черновик: составлен по материалам репозитория и измерениям, лежащим в </w:t>
       </w:r>
       <w:hyperlink r:id="rIdLnk1" w:history="1">
         <w:r>
@@ -956,7 +956,7 @@
         </w:r>
       </w:hyperlink>
       <w:r>
-        <w:t xml:space="preserve">, с помощью ИИ-ассистента; человеком не проверен и никем не согласован. Подписи, должности, даты согласования и обозначение документа оставлены пустыми намеренно.</w:t>
+        <w:t xml:space="preserve">; человеком не проверен и никем не согласован. Подписи, должности, даты согласования и обозначение документа оставлены пустыми намеренно.</w:t>
       </w:r>
     </w:p>
     <w:p>
@@ -2322,7 +2322,7 @@
                 <w:sz w:val="24"/>
                 <w:szCs w:val="24"/>
               </w:rPr>
-              <w:t xml:space="preserve">Факт введён и проверен людьми для демонстрационных случаев; в ответе есть строка «Curated»</w:t>
+              <w:t xml:space="preserve">Факт введён вручную для демонстрационных случаев, повторная проверка человеком ещё впереди; в ответе есть строка «Curated»</w:t>
             </w:r>
           </w:p>
         </w:tc>

--- a/docs/gost/04-rukovodstvo-operatora.docx
+++ b/docs/gost/04-rukovodstvo-operatora.docx
@@ -2322,7 +2322,7 @@
                 <w:sz w:val="24"/>
                 <w:szCs w:val="24"/>
               </w:rPr>
-              <w:t xml:space="preserve">Факт введён вручную для демонстрационных случаев, повторная проверка человеком ещё впереди; в ответе есть строка «Curated»</w:t>
+              <w:t xml:space="preserve">Факт введён вручную и перепроверен человеком 29.10.2026 для демонстрационных случаев; в ответе есть строка «Curated»</w:t>
             </w:r>
           </w:p>
         </w:tc>
